--- a/exams/고전과함께하는비판적토론/6주차 무한한 우주에 최초의 원인이 있을 수 있을까 - 노현우.docx
+++ b/exams/고전과함께하는비판적토론/6주차 무한한 우주에 최초의 원인이 있을 수 있을까 - 노현우.docx
@@ -73,7 +73,7 @@
           <w:b/>
           <w:bCs/>
         </w:rPr>
-        <w:t>서울시립대 자유전공학부 노현우</w:t>
+        <w:t>서울시립대</w:t>
       </w:r>
     </w:p>
     <w:p>
@@ -94,7 +94,6 @@
           <w:b/>
           <w:bCs/>
         </w:rPr>
-        <w:t xml:space="preserve"> </w:t>
       </w:r>
       <w:r>
         <w:rPr>
@@ -102,7 +101,6 @@
           <w:b/>
           <w:bCs/>
         </w:rPr>
-        <w:t xml:space="preserve"> </w:t>
       </w:r>
       <w:r>
         <w:rPr>
@@ -121,13 +119,12 @@
         <w:rPr>
           <w:rFonts w:hint="eastAsia"/>
         </w:rPr>
-        <w:t xml:space="preserve"> </w:t>
-      </w:r>
-      <w:r>
-        <w:rPr>
-          <w:rFonts w:hint="eastAsia"/>
-        </w:rPr>
-        <w:t xml:space="preserve">오래 전부터 인류는 </w:t>
+      </w:r>
+      <w:r>
+        <w:rPr>
+          <w:rFonts w:hint="eastAsia"/>
+        </w:rPr>
+        <w:t>오래 전부터 인류는</w:t>
       </w:r>
       <w:r>
         <w:t>“</w:t>
@@ -136,7 +133,7 @@
         <w:rPr>
           <w:rFonts w:hint="eastAsia"/>
         </w:rPr>
-        <w:t xml:space="preserve">우주는 </w:t>
+        <w:t>우주는</w:t>
       </w:r>
       <w:r>
         <w:rPr>
@@ -151,7 +148,7 @@
         <w:rPr>
           <w:rFonts w:hint="eastAsia"/>
         </w:rPr>
-        <w:t xml:space="preserve">라는 질문을 던져왔다. </w:t>
+        <w:t>라는 질문을 던져왔다.</w:t>
       </w:r>
       <w:r>
         <w:rPr>
@@ -163,7 +160,7 @@
         <w:rPr>
           <w:rFonts w:hint="eastAsia"/>
         </w:rPr>
-        <w:t xml:space="preserve">은 빅뱅 우주론과 같은 대표적인 이론을 비롯하여 다양한 이론들이 존재하지만 </w:t>
+        <w:t>은 빅뱅 우주론과 같은 대표적인 이론을 비롯하여 다양한 이론들이 존재하지만</w:t>
       </w:r>
       <w:r>
         <w:rPr>
@@ -175,19 +172,19 @@
         <w:rPr>
           <w:rFonts w:hint="eastAsia"/>
         </w:rPr>
-        <w:t xml:space="preserve">한 </w:t>
-      </w:r>
-      <w:r>
-        <w:rPr>
-          <w:rFonts w:hint="eastAsia"/>
-        </w:rPr>
-        <w:t xml:space="preserve">토마스 아퀴나스는 </w:t>
-      </w:r>
-      <w:r>
-        <w:rPr>
-          <w:rFonts w:hint="eastAsia"/>
-        </w:rPr>
-        <w:t xml:space="preserve">무한한 우주의 최초의 원인을 </w:t>
+        <w:t>한</w:t>
+      </w:r>
+      <w:r>
+        <w:rPr>
+          <w:rFonts w:hint="eastAsia"/>
+        </w:rPr>
+        <w:t>토마스 아퀴나스는</w:t>
+      </w:r>
+      <w:r>
+        <w:rPr>
+          <w:rFonts w:hint="eastAsia"/>
+        </w:rPr>
+        <w:t>무한한 우주의 최초의 원인을</w:t>
       </w:r>
       <w:r>
         <w:rPr>
@@ -211,25 +208,23 @@
         <w:rPr>
           <w:rStyle w:val="ab"/>
         </w:rPr>
-        <w:footnoteReference w:id="1"/>
-      </w:r>
-      <w:r>
-        <w:rPr>
-          <w:rFonts w:hint="eastAsia"/>
-        </w:rPr>
-        <w:t xml:space="preserve"> </w:t>
-      </w:r>
-      <w:r>
-        <w:rPr>
-          <w:rFonts w:hint="eastAsia"/>
-        </w:rPr>
-        <w:t xml:space="preserve">하지만 </w:t>
-      </w:r>
-      <w:r>
-        <w:rPr>
-          <w:rFonts w:hint="eastAsia"/>
-        </w:rPr>
-        <w:t xml:space="preserve">신은 </w:t>
+      </w:r>
+      <w:r>
+        <w:rPr>
+          <w:rFonts w:hint="eastAsia"/>
+        </w:rPr>
+      </w:r>
+      <w:r>
+        <w:rPr>
+          <w:rFonts w:hint="eastAsia"/>
+        </w:rPr>
+        <w:t>하지만</w:t>
+      </w:r>
+      <w:r>
+        <w:rPr>
+          <w:rFonts w:hint="eastAsia"/>
+        </w:rPr>
+        <w:t>신은</w:t>
       </w:r>
       <w:r>
         <w:rPr>
@@ -247,31 +242,30 @@
         <w:rPr>
           <w:rFonts w:hint="eastAsia"/>
         </w:rPr>
-        <w:t xml:space="preserve"> 철학사에서는 오래 전부터 신의 존재를 증명하려는 시도가 있었고 현재도</w:t>
-      </w:r>
-      <w:r>
-        <w:rPr>
-          <w:rFonts w:hint="eastAsia"/>
-        </w:rPr>
-        <w:t xml:space="preserve"> </w:t>
-      </w:r>
-      <w:r>
-        <w:rPr>
-          <w:rFonts w:hint="eastAsia"/>
-        </w:rPr>
-        <w:t xml:space="preserve">많은 사람들이 신의 존재와 </w:t>
-      </w:r>
-      <w:r>
-        <w:rPr>
-          <w:rFonts w:hint="eastAsia"/>
-        </w:rPr>
-        <w:t xml:space="preserve">그에 대한 영향력을 믿지만 반대로 </w:t>
-      </w:r>
-      <w:r>
-        <w:rPr>
-          <w:rFonts w:hint="eastAsia"/>
-        </w:rPr>
-        <w:t xml:space="preserve">신의 존재를 믿지 않는 무신론자들도 존재한다. </w:t>
+        <w:t>철학사에서는 오래 전부터 신의 존재를 증명하려는 시도가 있었고 현재도</w:t>
+      </w:r>
+      <w:r>
+        <w:rPr>
+          <w:rFonts w:hint="eastAsia"/>
+        </w:rPr>
+      </w:r>
+      <w:r>
+        <w:rPr>
+          <w:rFonts w:hint="eastAsia"/>
+        </w:rPr>
+        <w:t>많은 사람들이 신의 존재와</w:t>
+      </w:r>
+      <w:r>
+        <w:rPr>
+          <w:rFonts w:hint="eastAsia"/>
+        </w:rPr>
+        <w:t>그에 대한 영향력을 믿지만 반대로</w:t>
+      </w:r>
+      <w:r>
+        <w:rPr>
+          <w:rFonts w:hint="eastAsia"/>
+        </w:rPr>
+        <w:t>신의 존재를 믿지 않는 무신론자들도 존재한다.</w:t>
       </w:r>
       <w:r>
         <w:rPr>
@@ -283,13 +277,13 @@
         <w:rPr>
           <w:rFonts w:hint="eastAsia"/>
         </w:rPr>
-        <w:t xml:space="preserve">? </w:t>
-      </w:r>
-      <w:r>
-        <w:rPr>
-          <w:rFonts w:hint="eastAsia"/>
-        </w:rPr>
-        <w:t xml:space="preserve">아퀴나스는 </w:t>
+        <w:t>?</w:t>
+      </w:r>
+      <w:r>
+        <w:rPr>
+          <w:rFonts w:hint="eastAsia"/>
+        </w:rPr>
+        <w:t>아퀴나스는</w:t>
       </w:r>
       <w:r>
         <w:rPr>
@@ -309,31 +303,31 @@
         <w:rPr>
           <w:rFonts w:hAnsiTheme="minorEastAsia" w:hint="eastAsia"/>
         </w:rPr>
-        <w:t xml:space="preserve"> 통해 </w:t>
-      </w:r>
-      <w:r>
-        <w:rPr>
-          <w:rFonts w:hint="eastAsia"/>
-        </w:rPr>
-        <w:t xml:space="preserve">신에 대한 합리적 증명을 제시하고 </w:t>
-      </w:r>
-      <w:r>
-        <w:rPr>
-          <w:rFonts w:hint="eastAsia"/>
-        </w:rPr>
-        <w:t xml:space="preserve">세계에 대한 원인을 철학적으로 밝히고자 하였다. 따라서 이 글에서는 </w:t>
-      </w:r>
-      <w:r>
-        <w:rPr>
-          <w:rFonts w:hint="eastAsia"/>
-        </w:rPr>
-        <w:t xml:space="preserve">아퀴나스가 </w:t>
-      </w:r>
-      <w:r>
-        <w:rPr>
-          <w:rFonts w:hint="eastAsia"/>
-        </w:rPr>
-        <w:t xml:space="preserve">집필한 </w:t>
+        <w:t>통해</w:t>
+      </w:r>
+      <w:r>
+        <w:rPr>
+          <w:rFonts w:hint="eastAsia"/>
+        </w:rPr>
+        <w:t>신에 대한 합리적 증명을 제시하고</w:t>
+      </w:r>
+      <w:r>
+        <w:rPr>
+          <w:rFonts w:hint="eastAsia"/>
+        </w:rPr>
+        <w:t>세계에 대한 원인을 철학적으로 밝히고자 하였다. 따라서 이 글에서는</w:t>
+      </w:r>
+      <w:r>
+        <w:rPr>
+          <w:rFonts w:hint="eastAsia"/>
+        </w:rPr>
+        <w:t>아퀴나스가</w:t>
+      </w:r>
+      <w:r>
+        <w:rPr>
+          <w:rFonts w:hint="eastAsia"/>
+        </w:rPr>
+        <w:t>집필한</w:t>
       </w:r>
       <w:r>
         <w:rPr>
@@ -365,7 +359,7 @@
         <w:rPr>
           <w:rFonts w:hint="eastAsia"/>
         </w:rPr>
-        <w:t xml:space="preserve"> 내용을 바탕으로 </w:t>
+        <w:t>내용을 바탕으로</w:t>
       </w:r>
       <w:r>
         <w:rPr>
@@ -383,7 +377,7 @@
         <w:rPr>
           <w:rFonts w:hint="eastAsia"/>
         </w:rPr>
-        <w:t xml:space="preserve"> 확인하고 </w:t>
+        <w:t>확인하고</w:t>
       </w:r>
       <w:r>
         <w:rPr>
@@ -401,7 +395,6 @@
         <w:rPr>
           <w:rFonts w:hint="eastAsia"/>
         </w:rPr>
-        <w:t xml:space="preserve"> </w:t>
       </w:r>
       <w:r>
         <w:rPr>
@@ -413,19 +406,19 @@
         <w:rPr>
           <w:rFonts w:hint="eastAsia"/>
         </w:rPr>
-        <w:t xml:space="preserve">으로 </w:t>
-      </w:r>
-      <w:r>
-        <w:rPr>
-          <w:rFonts w:hint="eastAsia"/>
-        </w:rPr>
-        <w:t xml:space="preserve">규정할 수 있다는 </w:t>
-      </w:r>
-      <w:r>
-        <w:rPr>
-          <w:rFonts w:hint="eastAsia"/>
-        </w:rPr>
-        <w:t xml:space="preserve">주장에 대한 </w:t>
+        <w:t>으로</w:t>
+      </w:r>
+      <w:r>
+        <w:rPr>
+          <w:rFonts w:hint="eastAsia"/>
+        </w:rPr>
+        <w:t>규정할 수 있다는</w:t>
+      </w:r>
+      <w:r>
+        <w:rPr>
+          <w:rFonts w:hint="eastAsia"/>
+        </w:rPr>
+        <w:t>주장에 대한</w:t>
       </w:r>
       <w:r>
         <w:rPr>
@@ -449,7 +442,7 @@
         <w:rPr>
           <w:rFonts w:hint="eastAsia"/>
         </w:rPr>
-        <w:t xml:space="preserve"> 알아보고자 할 것이다.</w:t>
+        <w:t>알아보고자 할 것이다.</w:t>
       </w:r>
     </w:p>
     <w:p>
@@ -469,7 +462,6 @@
         <w:rPr>
           <w:rFonts w:hint="eastAsia"/>
         </w:rPr>
-        <w:t xml:space="preserve"> </w:t>
       </w:r>
       <w:r>
         <w:rPr>
@@ -490,13 +482,12 @@
           <w:b/>
           <w:bCs/>
         </w:rPr>
-        <w:t xml:space="preserve"> </w:t>
-      </w:r>
-      <w:r>
-        <w:rPr>
-          <w:rFonts w:hint="eastAsia"/>
-        </w:rPr>
-        <w:t xml:space="preserve">신의 존재와 </w:t>
+      </w:r>
+      <w:r>
+        <w:rPr>
+          <w:rFonts w:hint="eastAsia"/>
+        </w:rPr>
+        <w:t>신의 존재와</w:t>
       </w:r>
       <w:r>
         <w:rPr>
@@ -508,55 +499,54 @@
         <w:rPr>
           <w:rFonts w:hint="eastAsia"/>
         </w:rPr>
-        <w:t xml:space="preserve"> </w:t>
-      </w:r>
-      <w:r>
-        <w:rPr>
-          <w:rFonts w:hint="eastAsia"/>
-        </w:rPr>
-        <w:t xml:space="preserve">신의 존재를 어떻게 합리적으로 증명할 것인지, </w:t>
-      </w:r>
-      <w:r>
-        <w:rPr>
-          <w:rFonts w:hint="eastAsia"/>
-        </w:rPr>
-        <w:t xml:space="preserve">우주의 최초의 원인이 신이라는 근거가 무엇인지, </w:t>
-      </w:r>
-      <w:r>
-        <w:rPr>
-          <w:rFonts w:hint="eastAsia"/>
-        </w:rPr>
-        <w:t xml:space="preserve">맹목적인 믿음만이 아닌 실제 경험으로 </w:t>
-      </w:r>
-      <w:r>
-        <w:rPr>
-          <w:rFonts w:hint="eastAsia"/>
-        </w:rPr>
-        <w:t xml:space="preserve">신을 어떻게 설명할 것인지 등의 수많은 의문점들을 떠안고 있다. </w:t>
-      </w:r>
-      <w:r>
-        <w:rPr>
-          <w:rFonts w:hint="eastAsia"/>
-        </w:rPr>
-        <w:t xml:space="preserve">이러한 의문점들을 해결하기 위해 </w:t>
-      </w:r>
-      <w:r>
-        <w:rPr>
-          <w:rFonts w:hint="eastAsia"/>
-        </w:rPr>
-        <w:t xml:space="preserve">신의 존재를 </w:t>
-      </w:r>
-      <w:r>
-        <w:rPr>
-          <w:rFonts w:hint="eastAsia"/>
-        </w:rPr>
-        <w:t xml:space="preserve">철학적으로 정의하고 </w:t>
-      </w:r>
-      <w:r>
-        <w:rPr>
-          <w:rFonts w:hint="eastAsia"/>
-        </w:rPr>
-        <w:t xml:space="preserve">실제 </w:t>
+      </w:r>
+      <w:r>
+        <w:rPr>
+          <w:rFonts w:hint="eastAsia"/>
+        </w:rPr>
+        <w:t>신의 존재를 어떻게 합리적으로 증명할 것인지,</w:t>
+      </w:r>
+      <w:r>
+        <w:rPr>
+          <w:rFonts w:hint="eastAsia"/>
+        </w:rPr>
+        <w:t>우주의 최초의 원인이 신이라는 근거가 무엇인지,</w:t>
+      </w:r>
+      <w:r>
+        <w:rPr>
+          <w:rFonts w:hint="eastAsia"/>
+        </w:rPr>
+        <w:t>맹목적인 믿음만이 아닌 실제 경험으로</w:t>
+      </w:r>
+      <w:r>
+        <w:rPr>
+          <w:rFonts w:hint="eastAsia"/>
+        </w:rPr>
+        <w:t>신을 어떻게 설명할 것인지 등의 수많은 의문점들을 떠안고 있다.</w:t>
+      </w:r>
+      <w:r>
+        <w:rPr>
+          <w:rFonts w:hint="eastAsia"/>
+        </w:rPr>
+        <w:t>이러한 의문점들을 해결하기 위해</w:t>
+      </w:r>
+      <w:r>
+        <w:rPr>
+          <w:rFonts w:hint="eastAsia"/>
+        </w:rPr>
+        <w:t>신의 존재를</w:t>
+      </w:r>
+      <w:r>
+        <w:rPr>
+          <w:rFonts w:hint="eastAsia"/>
+        </w:rPr>
+        <w:t>철학적으로 정의하고</w:t>
+      </w:r>
+      <w:r>
+        <w:rPr>
+          <w:rFonts w:hint="eastAsia"/>
+        </w:rPr>
+        <w:t>실제</w:t>
       </w:r>
       <w:r>
         <w:rPr>
@@ -568,7 +558,6 @@
         <w:rPr>
           <w:rFonts w:hint="eastAsia"/>
         </w:rPr>
-        <w:t xml:space="preserve"> </w:t>
       </w:r>
       <w:r>
         <w:rPr>
@@ -580,31 +569,31 @@
         <w:rPr>
           <w:rFonts w:hint="eastAsia"/>
         </w:rPr>
-        <w:t xml:space="preserve"> 다른 사람들을 설득할</w:t>
-      </w:r>
-      <w:r>
-        <w:rPr>
-          <w:rFonts w:hint="eastAsia"/>
-        </w:rPr>
-        <w:t xml:space="preserve"> 수 있는 </w:t>
-      </w:r>
-      <w:r>
-        <w:rPr>
-          <w:rFonts w:hint="eastAsia"/>
-        </w:rPr>
-        <w:t xml:space="preserve">근거를 제시하고 </w:t>
-      </w:r>
-      <w:r>
-        <w:rPr>
-          <w:rFonts w:hint="eastAsia"/>
-        </w:rPr>
-        <w:t xml:space="preserve">우주의 발생과 </w:t>
-      </w:r>
-      <w:r>
-        <w:rPr>
-          <w:rFonts w:hint="eastAsia"/>
-        </w:rPr>
-        <w:t xml:space="preserve">관련한 신의 작용, 원인이 </w:t>
+        <w:t>다른 사람들을 설득할</w:t>
+      </w:r>
+      <w:r>
+        <w:rPr>
+          <w:rFonts w:hint="eastAsia"/>
+        </w:rPr>
+        <w:t>수 있는</w:t>
+      </w:r>
+      <w:r>
+        <w:rPr>
+          <w:rFonts w:hint="eastAsia"/>
+        </w:rPr>
+        <w:t>근거를 제시하고</w:t>
+      </w:r>
+      <w:r>
+        <w:rPr>
+          <w:rFonts w:hint="eastAsia"/>
+        </w:rPr>
+        <w:t>우주의 발생과</w:t>
+      </w:r>
+      <w:r>
+        <w:rPr>
+          <w:rFonts w:hint="eastAsia"/>
+        </w:rPr>
+        <w:t>관련한 신의 작용, 원인이</w:t>
       </w:r>
       <w:r>
         <w:rPr>
@@ -616,7 +605,7 @@
         <w:rPr>
           <w:rFonts w:hint="eastAsia"/>
         </w:rPr>
-        <w:t xml:space="preserve"> 타당한 </w:t>
+        <w:t>타당한</w:t>
       </w:r>
       <w:r>
         <w:rPr>
@@ -977,7 +966,7 @@
         <w:rPr>
           <w:rFonts w:hint="eastAsia"/>
         </w:rPr>
-        <w:t xml:space="preserve">아퀴나스는 </w:t>
+        <w:t>아퀴나스는</w:t>
       </w:r>
       <w:r>
         <w:rPr>
@@ -989,43 +978,43 @@
         <w:rPr>
           <w:rFonts w:hint="eastAsia"/>
         </w:rPr>
-        <w:t xml:space="preserve"> 논증에서</w:t>
-      </w:r>
-      <w:r>
-        <w:rPr>
-          <w:rFonts w:hint="eastAsia"/>
-        </w:rPr>
-        <w:t xml:space="preserve"> 운동의 최초</w:t>
-      </w:r>
-      <w:r>
-        <w:rPr>
-          <w:rFonts w:hint="eastAsia"/>
-        </w:rPr>
-        <w:t xml:space="preserve"> 원인에 관해 </w:t>
-      </w:r>
-      <w:r>
-        <w:rPr>
-          <w:rFonts w:hint="eastAsia"/>
-        </w:rPr>
-        <w:t xml:space="preserve">물리적 상황에서 모든 물체의 운동은 다른 물체의 운동이 원인이 되어 </w:t>
-      </w:r>
-      <w:r>
-        <w:rPr>
-          <w:rFonts w:hint="eastAsia"/>
-        </w:rPr>
-        <w:t xml:space="preserve">발생하며 </w:t>
-      </w:r>
-      <w:r>
-        <w:rPr>
-          <w:rFonts w:hint="eastAsia"/>
-        </w:rPr>
-        <w:t xml:space="preserve">어떤 운동이든지 </w:t>
-      </w:r>
-      <w:r>
-        <w:rPr>
-          <w:rFonts w:hint="eastAsia"/>
-        </w:rPr>
-        <w:t xml:space="preserve">반드시 그것을 일으킨 원인이 있다는 점을 근거로 최초의 운동을 일으킨 존재가 바로 </w:t>
+        <w:t>논증에서</w:t>
+      </w:r>
+      <w:r>
+        <w:rPr>
+          <w:rFonts w:hint="eastAsia"/>
+        </w:rPr>
+        <w:t>운동의 최초</w:t>
+      </w:r>
+      <w:r>
+        <w:rPr>
+          <w:rFonts w:hint="eastAsia"/>
+        </w:rPr>
+        <w:t>원인에 관해</w:t>
+      </w:r>
+      <w:r>
+        <w:rPr>
+          <w:rFonts w:hint="eastAsia"/>
+        </w:rPr>
+        <w:t>물리적 상황에서 모든 물체의 운동은 다른 물체의 운동이 원인이 되어</w:t>
+      </w:r>
+      <w:r>
+        <w:rPr>
+          <w:rFonts w:hint="eastAsia"/>
+        </w:rPr>
+        <w:t>발생하며</w:t>
+      </w:r>
+      <w:r>
+        <w:rPr>
+          <w:rFonts w:hint="eastAsia"/>
+        </w:rPr>
+        <w:t>어떤 운동이든지</w:t>
+      </w:r>
+      <w:r>
+        <w:rPr>
+          <w:rFonts w:hint="eastAsia"/>
+        </w:rPr>
+        <w:t>반드시 그것을 일으킨 원인이 있다는 점을 근거로 최초의 운동을 일으킨 존재가 바로</w:t>
       </w:r>
       <w:r>
         <w:t>‘</w:t>
@@ -1049,7 +1038,6 @@
         <w:rPr>
           <w:rFonts w:hint="eastAsia"/>
         </w:rPr>
-        <w:t xml:space="preserve"> </w:t>
       </w:r>
       <w:r>
         <w:rPr>
@@ -1061,31 +1049,31 @@
         <w:rPr>
           <w:rFonts w:hint="eastAsia"/>
         </w:rPr>
-        <w:t xml:space="preserve"> 아퀴나스는 </w:t>
-      </w:r>
-      <w:r>
-        <w:rPr>
-          <w:rFonts w:hint="eastAsia"/>
-        </w:rPr>
-        <w:t xml:space="preserve">최초의 움직이는 자와 </w:t>
-      </w:r>
-      <w:r>
-        <w:rPr>
-          <w:rFonts w:hint="eastAsia"/>
-        </w:rPr>
-        <w:t xml:space="preserve">움직여 주는 자가 없을 수도 있다는 </w:t>
-      </w:r>
-      <w:r>
-        <w:rPr>
-          <w:rFonts w:hint="eastAsia"/>
-        </w:rPr>
-        <w:t xml:space="preserve">이유로 </w:t>
-      </w:r>
-      <w:r>
-        <w:rPr>
-          <w:rFonts w:hint="eastAsia"/>
-        </w:rPr>
-        <w:t xml:space="preserve">움직이는 것의 </w:t>
+        <w:t>아퀴나스는</w:t>
+      </w:r>
+      <w:r>
+        <w:rPr>
+          <w:rFonts w:hint="eastAsia"/>
+        </w:rPr>
+        <w:t>최초의 움직이는 자와</w:t>
+      </w:r>
+      <w:r>
+        <w:rPr>
+          <w:rFonts w:hint="eastAsia"/>
+        </w:rPr>
+        <w:t>움직여 주는 자가 없을 수도 있다는</w:t>
+      </w:r>
+      <w:r>
+        <w:rPr>
+          <w:rFonts w:hint="eastAsia"/>
+        </w:rPr>
+        <w:t>이유로</w:t>
+      </w:r>
+      <w:r>
+        <w:rPr>
+          <w:rFonts w:hint="eastAsia"/>
+        </w:rPr>
+        <w:t>움직이는 것의</w:t>
       </w:r>
       <w:r>
         <w:rPr>
@@ -1103,19 +1091,18 @@
         <w:rPr>
           <w:rFonts w:hint="eastAsia"/>
         </w:rPr>
-        <w:t xml:space="preserve"> </w:t>
-      </w:r>
-      <w:r>
-        <w:rPr>
-          <w:rFonts w:hint="eastAsia"/>
-        </w:rPr>
-        <w:t xml:space="preserve">또한 두 번째 논증에서 </w:t>
-      </w:r>
-      <w:r>
-        <w:rPr>
-          <w:rFonts w:hint="eastAsia"/>
-        </w:rPr>
-        <w:t xml:space="preserve">그는 </w:t>
+      </w:r>
+      <w:r>
+        <w:rPr>
+          <w:rFonts w:hint="eastAsia"/>
+        </w:rPr>
+        <w:t>또한 두 번째 논증에서</w:t>
+      </w:r>
+      <w:r>
+        <w:rPr>
+          <w:rFonts w:hint="eastAsia"/>
+        </w:rPr>
+        <w:t>그는</w:t>
       </w:r>
       <w:r>
         <w:rPr>
@@ -1133,25 +1120,24 @@
         <w:rPr>
           <w:rFonts w:hint="eastAsia"/>
         </w:rPr>
-        <w:t xml:space="preserve"> </w:t>
-      </w:r>
-      <w:r>
-        <w:rPr>
-          <w:rFonts w:hint="eastAsia"/>
-        </w:rPr>
-        <w:t xml:space="preserve">모든 것의 원인이자 스스로는 더 이상 </w:t>
-      </w:r>
-      <w:r>
-        <w:rPr>
-          <w:rFonts w:hint="eastAsia"/>
-        </w:rPr>
-        <w:t xml:space="preserve">원인을 갖지 않는 존재를 설정하면서 </w:t>
-      </w:r>
-      <w:r>
-        <w:rPr>
-          <w:rFonts w:hint="eastAsia"/>
-        </w:rPr>
-        <w:t xml:space="preserve">첫 번째 논증과 유사한 이유로 </w:t>
+      </w:r>
+      <w:r>
+        <w:rPr>
+          <w:rFonts w:hint="eastAsia"/>
+        </w:rPr>
+        <w:t>모든 것의 원인이자 스스로는 더 이상</w:t>
+      </w:r>
+      <w:r>
+        <w:rPr>
+          <w:rFonts w:hint="eastAsia"/>
+        </w:rPr>
+        <w:t>원인을 갖지 않는 존재를 설정하면서</w:t>
+      </w:r>
+      <w:r>
+        <w:rPr>
+          <w:rFonts w:hint="eastAsia"/>
+        </w:rPr>
+        <w:t>첫 번째 논증과 유사한 이유로</w:t>
       </w:r>
       <w:r>
         <w:rPr>
@@ -1163,7 +1149,6 @@
         <w:rPr>
           <w:rFonts w:hint="eastAsia"/>
         </w:rPr>
-        <w:t xml:space="preserve"> </w:t>
       </w:r>
       <w:r>
         <w:t>세</w:t>
@@ -1172,7 +1157,7 @@
         <w:rPr>
           <w:rFonts w:hint="eastAsia"/>
         </w:rPr>
-        <w:t xml:space="preserve"> 번째 논증</w:t>
+        <w:t>번째 논증</w:t>
       </w:r>
       <w:r>
         <w:rPr>
@@ -1190,7 +1175,6 @@
         <w:rPr>
           <w:rFonts w:hint="eastAsia"/>
         </w:rPr>
-        <w:t xml:space="preserve"> </w:t>
       </w:r>
       <w:r>
         <w:rPr>
@@ -1208,7 +1192,7 @@
         <w:rPr>
           <w:rFonts w:hint="eastAsia"/>
         </w:rPr>
-        <w:t xml:space="preserve"> 존재하지 않던 때가 있었다는 것을 전제하</w:t>
+        <w:t>존재하지 않던 때가 있었다는 것을 전제하</w:t>
       </w:r>
       <w:r>
         <w:rPr>
@@ -1220,19 +1204,18 @@
         <w:rPr>
           <w:rFonts w:hint="eastAsia"/>
         </w:rPr>
-        <w:t xml:space="preserve"> </w:t>
-      </w:r>
-      <w:r>
-        <w:rPr>
-          <w:rFonts w:hint="eastAsia"/>
-        </w:rPr>
-        <w:t xml:space="preserve">현실에서는 </w:t>
-      </w:r>
-      <w:r>
-        <w:rPr>
-          <w:rFonts w:hint="eastAsia"/>
-        </w:rPr>
-        <w:t xml:space="preserve">물체가 존재하기 때문에 이들의 출현을 가능케 한 </w:t>
+      </w:r>
+      <w:r>
+        <w:rPr>
+          <w:rFonts w:hint="eastAsia"/>
+        </w:rPr>
+        <w:t>현실에서는</w:t>
+      </w:r>
+      <w:r>
+        <w:rPr>
+          <w:rFonts w:hint="eastAsia"/>
+        </w:rPr>
+        <w:t>물체가 존재하기 때문에 이들의 출현을 가능케 한</w:t>
       </w:r>
       <w:r>
         <w:rPr>
@@ -1244,7 +1227,7 @@
         <w:rPr>
           <w:rFonts w:hint="eastAsia"/>
         </w:rPr>
-        <w:t xml:space="preserve"> 존재가 있었다고 가정하</w:t>
+        <w:t>존재가 있었다고 가정하</w:t>
       </w:r>
       <w:r>
         <w:rPr>
@@ -1256,13 +1239,12 @@
         <w:rPr>
           <w:rFonts w:hint="eastAsia"/>
         </w:rPr>
-        <w:t xml:space="preserve"> </w:t>
-      </w:r>
-      <w:r>
-        <w:rPr>
-          <w:rFonts w:hint="eastAsia"/>
-        </w:rPr>
-        <w:t xml:space="preserve">이러한 </w:t>
+      </w:r>
+      <w:r>
+        <w:rPr>
+          <w:rFonts w:hint="eastAsia"/>
+        </w:rPr>
+        <w:t>이러한</w:t>
       </w:r>
       <w:r>
         <w:rPr>
@@ -1274,19 +1256,17 @@
         <w:rPr>
           <w:rFonts w:hint="eastAsia"/>
         </w:rPr>
-        <w:t xml:space="preserve"> 존재를 신이라고 주장하였다.</w:t>
-      </w:r>
-      <w:r>
-        <w:rPr>
-          <w:rFonts w:hint="eastAsia"/>
-        </w:rPr>
-        <w:t xml:space="preserve"> </w:t>
+        <w:t>존재를 신이라고 주장하였다.</w:t>
+      </w:r>
+      <w:r>
+        <w:rPr>
+          <w:rFonts w:hint="eastAsia"/>
+        </w:rPr>
       </w:r>
       <w:r>
         <w:rPr>
           <w:rStyle w:val="ab"/>
         </w:rPr>
-        <w:footnoteReference w:id="3"/>
       </w:r>
     </w:p>
     <w:p>
@@ -1297,13 +1277,13 @@
         <w:rPr>
           <w:rFonts w:hint="eastAsia"/>
         </w:rPr>
-        <w:t xml:space="preserve">앞서 소개한 </w:t>
-      </w:r>
-      <w:r>
-        <w:rPr>
-          <w:rFonts w:hint="eastAsia"/>
-        </w:rPr>
-        <w:t xml:space="preserve">세 가지 논증의 공통적인 내용은 </w:t>
+        <w:t>앞서 소개한</w:t>
+      </w:r>
+      <w:r>
+        <w:rPr>
+          <w:rFonts w:hint="eastAsia"/>
+        </w:rPr>
+        <w:t>세 가지 논증의 공통적인 내용은</w:t>
       </w:r>
       <w:r>
         <w:rPr>
@@ -1321,25 +1301,25 @@
         <w:rPr>
           <w:rFonts w:hint="eastAsia"/>
         </w:rPr>
-        <w:t xml:space="preserve">은 </w:t>
-      </w:r>
-      <w:r>
-        <w:rPr>
-          <w:rFonts w:hint="eastAsia"/>
-        </w:rPr>
-        <w:t xml:space="preserve">불가능하며 아퀴나스는 모든 것의 </w:t>
-      </w:r>
-      <w:r>
-        <w:rPr>
-          <w:rFonts w:hint="eastAsia"/>
-        </w:rPr>
-        <w:t xml:space="preserve">원인이 될 수 있는 최초의 출발점을 설정하며 </w:t>
-      </w:r>
-      <w:r>
-        <w:rPr>
-          <w:rFonts w:hint="eastAsia"/>
-        </w:rPr>
-        <w:t xml:space="preserve">그 출발점이 바로 </w:t>
+        <w:t>은</w:t>
+      </w:r>
+      <w:r>
+        <w:rPr>
+          <w:rFonts w:hint="eastAsia"/>
+        </w:rPr>
+        <w:t>불가능하며 아퀴나스는 모든 것의</w:t>
+      </w:r>
+      <w:r>
+        <w:rPr>
+          <w:rFonts w:hint="eastAsia"/>
+        </w:rPr>
+        <w:t>원인이 될 수 있는 최초의 출발점을 설정하며</w:t>
+      </w:r>
+      <w:r>
+        <w:rPr>
+          <w:rFonts w:hint="eastAsia"/>
+        </w:rPr>
+        <w:t>그 출발점이 바로</w:t>
       </w:r>
       <w:r>
         <w:t>‘</w:t>
@@ -1357,13 +1337,13 @@
         <w:rPr>
           <w:rFonts w:hint="eastAsia"/>
         </w:rPr>
-        <w:t xml:space="preserve">, 즉 신이라고 주장하였다는 것이다. 그렇다면 </w:t>
-      </w:r>
-      <w:r>
-        <w:rPr>
-          <w:rFonts w:hint="eastAsia"/>
-        </w:rPr>
-        <w:t xml:space="preserve">최초의 운동 원인을 상정할 때 </w:t>
+        <w:t>, 즉 신이라고 주장하였다는 것이다. 그렇다면</w:t>
+      </w:r>
+      <w:r>
+        <w:rPr>
+          <w:rFonts w:hint="eastAsia"/>
+        </w:rPr>
+        <w:t>최초의 운동 원인을 상정할 때</w:t>
       </w:r>
       <w:r>
         <w:rPr>
@@ -1375,25 +1355,24 @@
         <w:rPr>
           <w:rFonts w:hint="eastAsia"/>
         </w:rPr>
-        <w:t xml:space="preserve"> </w:t>
-      </w:r>
-      <w:r>
-        <w:rPr>
-          <w:rFonts w:hint="eastAsia"/>
-        </w:rPr>
-        <w:t xml:space="preserve">최초의 움직이는 자가 있어야 하고 </w:t>
-      </w:r>
-      <w:r>
-        <w:rPr>
-          <w:rFonts w:hint="eastAsia"/>
-        </w:rPr>
-        <w:t xml:space="preserve">무한히 퇴행해서는 </w:t>
-      </w:r>
-      <w:r>
-        <w:rPr>
-          <w:rFonts w:hint="eastAsia"/>
-        </w:rPr>
-        <w:t xml:space="preserve">안 </w:t>
+      </w:r>
+      <w:r>
+        <w:rPr>
+          <w:rFonts w:hint="eastAsia"/>
+        </w:rPr>
+        <w:t>최초의 움직이는 자가 있어야 하고</w:t>
+      </w:r>
+      <w:r>
+        <w:rPr>
+          <w:rFonts w:hint="eastAsia"/>
+        </w:rPr>
+        <w:t>무한히 퇴행해서는</w:t>
+      </w:r>
+      <w:r>
+        <w:rPr>
+          <w:rFonts w:hint="eastAsia"/>
+        </w:rPr>
+        <w:t>안</w:t>
       </w:r>
       <w:r>
         <w:rPr>
@@ -1411,31 +1390,30 @@
         <w:rPr>
           <w:rFonts w:hint="eastAsia"/>
         </w:rPr>
-        <w:t xml:space="preserve"> </w:t>
-      </w:r>
-      <w:r>
-        <w:rPr>
-          <w:rFonts w:hint="eastAsia"/>
-        </w:rPr>
-        <w:t xml:space="preserve">아퀴나스의 논증과 같이 </w:t>
-      </w:r>
-      <w:r>
-        <w:rPr>
-          <w:rFonts w:hint="eastAsia"/>
-        </w:rPr>
-        <w:t xml:space="preserve">원인의 계열이 무한하여 </w:t>
-      </w:r>
-      <w:r>
-        <w:rPr>
-          <w:rFonts w:hint="eastAsia"/>
-        </w:rPr>
-        <w:t xml:space="preserve">최초의 원인을 밝히는 것이 불가능한 상태에 당면한다면 </w:t>
-      </w:r>
-      <w:r>
-        <w:rPr>
-          <w:rFonts w:hint="eastAsia"/>
-        </w:rPr>
-        <w:t xml:space="preserve">연쇄적인 현상에 대한 모든 원인을 </w:t>
+      </w:r>
+      <w:r>
+        <w:rPr>
+          <w:rFonts w:hint="eastAsia"/>
+        </w:rPr>
+        <w:t>아퀴나스의 논증과 같이</w:t>
+      </w:r>
+      <w:r>
+        <w:rPr>
+          <w:rFonts w:hint="eastAsia"/>
+        </w:rPr>
+        <w:t>원인의 계열이 무한하여</w:t>
+      </w:r>
+      <w:r>
+        <w:rPr>
+          <w:rFonts w:hint="eastAsia"/>
+        </w:rPr>
+        <w:t>최초의 원인을 밝히는 것이 불가능한 상태에 당면한다면</w:t>
+      </w:r>
+      <w:r>
+        <w:rPr>
+          <w:rFonts w:hint="eastAsia"/>
+        </w:rPr>
+        <w:t>연쇄적인 현상에 대한 모든 원인을</w:t>
       </w:r>
       <w:r>
         <w:rPr>
@@ -1447,7 +1425,7 @@
         <w:rPr>
           <w:rFonts w:hint="eastAsia"/>
         </w:rPr>
-        <w:t xml:space="preserve"> 수 없고 </w:t>
+        <w:t>수 없고</w:t>
       </w:r>
       <w:r>
         <w:rPr>
@@ -1465,13 +1443,12 @@
         <w:rPr>
           <w:rFonts w:hint="eastAsia"/>
         </w:rPr>
-        <w:t xml:space="preserve"> </w:t>
-      </w:r>
-      <w:r>
-        <w:rPr>
-          <w:rFonts w:hint="eastAsia"/>
-        </w:rPr>
-        <w:t xml:space="preserve">전체를 </w:t>
+      </w:r>
+      <w:r>
+        <w:rPr>
+          <w:rFonts w:hint="eastAsia"/>
+        </w:rPr>
+        <w:t>전체를</w:t>
       </w:r>
       <w:r>
         <w:rPr>
@@ -1483,7 +1460,7 @@
         <w:rPr>
           <w:rFonts w:hint="eastAsia"/>
         </w:rPr>
-        <w:t xml:space="preserve"> 수 없다고 </w:t>
+        <w:t>수 없다고</w:t>
       </w:r>
       <w:r>
         <w:rPr>
@@ -1501,7 +1478,6 @@
         <w:rPr>
           <w:rFonts w:hint="eastAsia"/>
         </w:rPr>
-        <w:t xml:space="preserve"> </w:t>
       </w:r>
       <w:r>
         <w:rPr>
@@ -1513,7 +1489,6 @@
         <w:rPr>
           <w:rFonts w:hint="eastAsia"/>
         </w:rPr>
-        <w:t xml:space="preserve"> </w:t>
       </w:r>
       <w:r>
         <w:rPr>
@@ -1528,7 +1503,7 @@
         <w:rPr>
           <w:rFonts w:hint="eastAsia"/>
         </w:rPr>
-        <w:t xml:space="preserve"> 철학자 </w:t>
+        <w:t>철학자</w:t>
       </w:r>
       <w:proofErr w:type="spellStart"/>
       <w:r>
@@ -1542,7 +1517,7 @@
         <w:rPr>
           <w:rFonts w:hint="eastAsia"/>
         </w:rPr>
-        <w:t xml:space="preserve"> 러셀</w:t>
+        <w:t>러셀</w:t>
       </w:r>
       <w:r>
         <w:rPr>
@@ -1554,7 +1529,6 @@
         <w:rPr>
           <w:rFonts w:hint="eastAsia"/>
         </w:rPr>
-        <w:t xml:space="preserve"> </w:t>
       </w:r>
       <w:r>
         <w:rPr>
@@ -1566,13 +1540,12 @@
         <w:rPr>
           <w:rFonts w:hint="eastAsia"/>
         </w:rPr>
-        <w:t xml:space="preserve"> 진행된</w:t>
-      </w:r>
-      <w:r>
-        <w:rPr>
-          <w:rFonts w:hint="eastAsia"/>
-        </w:rPr>
-        <w:t xml:space="preserve"> </w:t>
+        <w:t>진행된</w:t>
+      </w:r>
+      <w:r>
+        <w:rPr>
+          <w:rFonts w:hint="eastAsia"/>
+        </w:rPr>
       </w:r>
       <w:r>
         <w:t>‘</w:t>
@@ -1590,13 +1563,13 @@
         <w:rPr>
           <w:rFonts w:hint="eastAsia"/>
         </w:rPr>
-        <w:t xml:space="preserve"> 중 </w:t>
-      </w:r>
-      <w:r>
-        <w:rPr>
-          <w:rFonts w:hint="eastAsia"/>
-        </w:rPr>
-        <w:t xml:space="preserve">아퀴나스의 논증에 대해 몇 가지를 지적하였다. </w:t>
+        <w:t>중</w:t>
+      </w:r>
+      <w:r>
+        <w:rPr>
+          <w:rFonts w:hint="eastAsia"/>
+        </w:rPr>
+        <w:t>아퀴나스의 논증에 대해 몇 가지를 지적하였다.</w:t>
       </w:r>
     </w:p>
     <w:p>
@@ -1954,43 +1927,41 @@
         <w:rPr>
           <w:rFonts w:hint="eastAsia"/>
         </w:rPr>
-        <w:t xml:space="preserve"> </w:t>
-      </w:r>
-      <w:r>
-        <w:rPr>
-          <w:rFonts w:hint="eastAsia"/>
-        </w:rPr>
-        <w:t xml:space="preserve"> </w:t>
-      </w:r>
-      <w:r>
-        <w:rPr>
-          <w:rFonts w:hint="eastAsia"/>
-        </w:rPr>
-        <w:t xml:space="preserve">아퀴나스가 </w:t>
-      </w:r>
-      <w:r>
-        <w:rPr>
-          <w:rFonts w:hint="eastAsia"/>
-        </w:rPr>
-        <w:t xml:space="preserve">개별 사물들에 원인이 있는 것을 근거로 우주 전체에 원인이 있다고 주장하는 것은 </w:t>
-      </w:r>
-      <w:r>
-        <w:rPr>
-          <w:rFonts w:hint="eastAsia"/>
-        </w:rPr>
-        <w:t xml:space="preserve">부분 속성을 </w:t>
-      </w:r>
-      <w:r>
-        <w:rPr>
-          <w:rFonts w:hint="eastAsia"/>
-        </w:rPr>
-        <w:t xml:space="preserve">전체에 적용하는 </w:t>
-      </w:r>
-      <w:r>
-        <w:rPr>
-          <w:rFonts w:hint="eastAsia"/>
-        </w:rPr>
-        <w:t xml:space="preserve">오류로 받아들여질 수도 있으며 이를 통해 약한 논증으로 판단될 </w:t>
+      </w:r>
+      <w:r>
+        <w:rPr>
+          <w:rFonts w:hint="eastAsia"/>
+        </w:rPr>
+      </w:r>
+      <w:r>
+        <w:rPr>
+          <w:rFonts w:hint="eastAsia"/>
+        </w:rPr>
+        <w:t>아퀴나스가</w:t>
+      </w:r>
+      <w:r>
+        <w:rPr>
+          <w:rFonts w:hint="eastAsia"/>
+        </w:rPr>
+        <w:t>개별 사물들에 원인이 있는 것을 근거로 우주 전체에 원인이 있다고 주장하는 것은</w:t>
+      </w:r>
+      <w:r>
+        <w:rPr>
+          <w:rFonts w:hint="eastAsia"/>
+        </w:rPr>
+        <w:t>부분 속성을</w:t>
+      </w:r>
+      <w:r>
+        <w:rPr>
+          <w:rFonts w:hint="eastAsia"/>
+        </w:rPr>
+        <w:t>전체에 적용하는</w:t>
+      </w:r>
+      <w:r>
+        <w:rPr>
+          <w:rFonts w:hint="eastAsia"/>
+        </w:rPr>
+        <w:t>오류로 받아들여질 수도 있으며 이를 통해 약한 논증으로 판단될</w:t>
       </w:r>
       <w:r>
         <w:rPr>
@@ -2002,13 +1973,12 @@
         <w:rPr>
           <w:rFonts w:hint="eastAsia"/>
         </w:rPr>
-        <w:t xml:space="preserve"> 있다.</w:t>
-      </w:r>
-      <w:r>
-        <w:rPr>
-          <w:rFonts w:hint="eastAsia"/>
-        </w:rPr>
-        <w:t xml:space="preserve"> </w:t>
+        <w:t>있다.</w:t>
+      </w:r>
+      <w:r>
+        <w:rPr>
+          <w:rFonts w:hint="eastAsia"/>
+        </w:rPr>
       </w:r>
       <w:r>
         <w:rPr>
@@ -2020,13 +1990,13 @@
         <w:rPr>
           <w:rFonts w:hint="eastAsia"/>
         </w:rPr>
-        <w:t xml:space="preserve"> 하나의 초월적인 존재인 신을 상정하는 것보다 </w:t>
-      </w:r>
-      <w:r>
-        <w:rPr>
-          <w:rFonts w:hint="eastAsia"/>
-        </w:rPr>
-        <w:t xml:space="preserve">원인 없는 체계 또는 무한한 원인 사슬을 </w:t>
+        <w:t>하나의 초월적인 존재인 신을 상정하는 것보다</w:t>
+      </w:r>
+      <w:r>
+        <w:rPr>
+          <w:rFonts w:hint="eastAsia"/>
+        </w:rPr>
+        <w:t>원인 없는 체계 또는 무한한 원인 사슬을</w:t>
       </w:r>
       <w:r>
         <w:rPr>
@@ -2044,25 +2014,24 @@
         <w:rPr>
           <w:rFonts w:hint="eastAsia"/>
         </w:rPr>
-        <w:t xml:space="preserve"> </w:t>
-      </w:r>
-      <w:r>
-        <w:rPr>
-          <w:rFonts w:hint="eastAsia"/>
-        </w:rPr>
-        <w:t xml:space="preserve">볼 수도 있다. </w:t>
-      </w:r>
-      <w:r>
-        <w:rPr>
-          <w:rFonts w:hint="eastAsia"/>
-        </w:rPr>
-        <w:t xml:space="preserve">하지만 </w:t>
-      </w:r>
-      <w:r>
-        <w:rPr>
-          <w:rFonts w:hint="eastAsia"/>
-        </w:rPr>
-        <w:t xml:space="preserve">그렇다고 </w:t>
+      </w:r>
+      <w:r>
+        <w:rPr>
+          <w:rFonts w:hint="eastAsia"/>
+        </w:rPr>
+        <w:t>볼 수도 있다.</w:t>
+      </w:r>
+      <w:r>
+        <w:rPr>
+          <w:rFonts w:hint="eastAsia"/>
+        </w:rPr>
+        <w:t>하지만</w:t>
+      </w:r>
+      <w:r>
+        <w:rPr>
+          <w:rFonts w:hint="eastAsia"/>
+        </w:rPr>
+        <w:t>그렇다고</w:t>
       </w:r>
       <w:r>
         <w:rPr>
@@ -2086,7 +2055,7 @@
         <w:rPr>
           <w:rFonts w:hint="eastAsia"/>
         </w:rPr>
-        <w:t xml:space="preserve">이 될 수는 없다. </w:t>
+        <w:t>이 될 수는 없다.</w:t>
       </w:r>
       <w:r>
         <w:rPr>
@@ -2098,13 +2067,13 @@
         <w:rPr>
           <w:rFonts w:hint="eastAsia"/>
         </w:rPr>
-        <w:t xml:space="preserve">의 원인에 </w:t>
-      </w:r>
-      <w:r>
-        <w:rPr>
-          <w:rFonts w:hint="eastAsia"/>
-        </w:rPr>
-        <w:t xml:space="preserve">대해 이야기할 </w:t>
+        <w:t>의 원인에</w:t>
+      </w:r>
+      <w:r>
+        <w:rPr>
+          <w:rFonts w:hint="eastAsia"/>
+        </w:rPr>
+        <w:t>대해 이야기할</w:t>
       </w:r>
       <w:r>
         <w:rPr>
@@ -2116,37 +2085,37 @@
         <w:rPr>
           <w:rFonts w:hint="eastAsia"/>
         </w:rPr>
-        <w:t xml:space="preserve">은 많고 </w:t>
-      </w:r>
-      <w:r>
-        <w:rPr>
-          <w:rFonts w:hint="eastAsia"/>
-        </w:rPr>
-        <w:t xml:space="preserve">여전히 </w:t>
-      </w:r>
-      <w:r>
-        <w:rPr>
-          <w:rFonts w:hint="eastAsia"/>
-        </w:rPr>
-        <w:t xml:space="preserve">열려 있는 부분이기 때문에 </w:t>
-      </w:r>
-      <w:r>
-        <w:rPr>
-          <w:rFonts w:hint="eastAsia"/>
-        </w:rPr>
-        <w:t xml:space="preserve">아퀴나스의 논증이나 </w:t>
-      </w:r>
-      <w:r>
-        <w:rPr>
-          <w:rFonts w:hint="eastAsia"/>
-        </w:rPr>
-        <w:t xml:space="preserve">러셀의 주장 등이 </w:t>
-      </w:r>
-      <w:r>
-        <w:rPr>
-          <w:rFonts w:hint="eastAsia"/>
-        </w:rPr>
-        <w:t xml:space="preserve">완전한 우주의 기원으로 </w:t>
+        <w:t>은 많고</w:t>
+      </w:r>
+      <w:r>
+        <w:rPr>
+          <w:rFonts w:hint="eastAsia"/>
+        </w:rPr>
+        <w:t>여전히</w:t>
+      </w:r>
+      <w:r>
+        <w:rPr>
+          <w:rFonts w:hint="eastAsia"/>
+        </w:rPr>
+        <w:t>열려 있는 부분이기 때문에</w:t>
+      </w:r>
+      <w:r>
+        <w:rPr>
+          <w:rFonts w:hint="eastAsia"/>
+        </w:rPr>
+        <w:t>아퀴나스의 논증이나</w:t>
+      </w:r>
+      <w:r>
+        <w:rPr>
+          <w:rFonts w:hint="eastAsia"/>
+        </w:rPr>
+        <w:t>러셀의 주장 등이</w:t>
+      </w:r>
+      <w:r>
+        <w:rPr>
+          <w:rFonts w:hint="eastAsia"/>
+        </w:rPr>
+        <w:t>완전한 우주의 기원으로</w:t>
       </w:r>
       <w:proofErr w:type="spellStart"/>
       <w:r>
@@ -2160,7 +2129,7 @@
         <w:rPr>
           <w:rFonts w:hint="eastAsia"/>
         </w:rPr>
-        <w:t xml:space="preserve"> 어려운 것이다.</w:t>
+        <w:t>어려운 것이다.</w:t>
       </w:r>
     </w:p>
     <w:p>
@@ -2188,7 +2157,7 @@
         <w:rPr>
           <w:rFonts w:hint="eastAsia"/>
         </w:rPr>
-        <w:t xml:space="preserve">아퀴나스는 </w:t>
+        <w:t>아퀴나스는</w:t>
       </w:r>
       <w:r>
         <w:rPr>
@@ -2200,7 +2169,7 @@
         <w:rPr>
           <w:rFonts w:hint="eastAsia"/>
         </w:rPr>
-        <w:t xml:space="preserve"> 퇴행</w:t>
+        <w:t>퇴행</w:t>
       </w:r>
       <w:r>
         <w:rPr>
@@ -2212,19 +2181,19 @@
         <w:rPr>
           <w:rFonts w:hint="eastAsia"/>
         </w:rPr>
-        <w:t xml:space="preserve">는 전제를 </w:t>
-      </w:r>
-      <w:r>
-        <w:rPr>
-          <w:rFonts w:hint="eastAsia"/>
-        </w:rPr>
-        <w:t xml:space="preserve">내세워 </w:t>
-      </w:r>
-      <w:r>
-        <w:rPr>
-          <w:rFonts w:hint="eastAsia"/>
-        </w:rPr>
-        <w:t xml:space="preserve">최초의 운동 원인이자 작용자인 신의 존재를 </w:t>
+        <w:t>는 전제를</w:t>
+      </w:r>
+      <w:r>
+        <w:rPr>
+          <w:rFonts w:hint="eastAsia"/>
+        </w:rPr>
+        <w:t>내세워</w:t>
+      </w:r>
+      <w:r>
+        <w:rPr>
+          <w:rFonts w:hint="eastAsia"/>
+        </w:rPr>
+        <w:t>최초의 운동 원인이자 작용자인 신의 존재를</w:t>
       </w:r>
       <w:r>
         <w:rPr>
@@ -2242,7 +2211,7 @@
         <w:rPr>
           <w:rFonts w:hint="eastAsia"/>
         </w:rPr>
-        <w:t xml:space="preserve">. 하지만 이러한 </w:t>
+        <w:t>. 하지만 이러한</w:t>
       </w:r>
       <w:r>
         <w:rPr>
@@ -2254,7 +2223,7 @@
         <w:rPr>
           <w:rFonts w:hint="eastAsia"/>
         </w:rPr>
-        <w:t xml:space="preserve">도 </w:t>
+        <w:t>도</w:t>
       </w:r>
       <w:proofErr w:type="spellStart"/>
       <w:r>
@@ -2268,7 +2237,7 @@
         <w:rPr>
           <w:rFonts w:hint="eastAsia"/>
         </w:rPr>
-        <w:t xml:space="preserve"> 러셀의 주장과 같이 반박의 여지는 항상 존재하며 </w:t>
+        <w:t>러셀의 주장과 같이 반박의 여지는 항상 존재하며</w:t>
       </w:r>
       <w:r>
         <w:rPr>
@@ -2280,7 +2249,6 @@
         <w:rPr>
           <w:rFonts w:hint="eastAsia"/>
         </w:rPr>
-        <w:t xml:space="preserve"> </w:t>
       </w:r>
       <w:proofErr w:type="spellStart"/>
       <w:r>
@@ -2300,19 +2268,19 @@
         <w:rPr>
           <w:rFonts w:hint="eastAsia"/>
         </w:rPr>
-        <w:t xml:space="preserve"> 어려워</w:t>
-      </w:r>
-      <w:r>
-        <w:rPr>
-          <w:rFonts w:hint="eastAsia"/>
-        </w:rPr>
-        <w:t xml:space="preserve"> 보인다.</w:t>
-      </w:r>
-      <w:r>
-        <w:rPr>
-          <w:rFonts w:hint="eastAsia"/>
-        </w:rPr>
-        <w:t xml:space="preserve"> 또한 </w:t>
+        <w:t>어려워</w:t>
+      </w:r>
+      <w:r>
+        <w:rPr>
+          <w:rFonts w:hint="eastAsia"/>
+        </w:rPr>
+        <w:t>보인다.</w:t>
+      </w:r>
+      <w:r>
+        <w:rPr>
+          <w:rFonts w:hint="eastAsia"/>
+        </w:rPr>
+        <w:t>또한</w:t>
       </w:r>
       <w:r>
         <w:rPr>
@@ -2324,19 +2292,18 @@
         <w:rPr>
           <w:rFonts w:hint="eastAsia"/>
         </w:rPr>
-        <w:t xml:space="preserve"> </w:t>
-      </w:r>
-      <w:r>
-        <w:rPr>
-          <w:rFonts w:hint="eastAsia"/>
-        </w:rPr>
-        <w:t xml:space="preserve">실제로 시간은 무한하기 때문에 </w:t>
-      </w:r>
-      <w:r>
-        <w:rPr>
-          <w:rFonts w:hint="eastAsia"/>
-        </w:rPr>
-        <w:t xml:space="preserve">운동의 원인을 계속해서 추적해도 </w:t>
+      </w:r>
+      <w:r>
+        <w:rPr>
+          <w:rFonts w:hint="eastAsia"/>
+        </w:rPr>
+        <w:t>실제로 시간은 무한하기 때문에</w:t>
+      </w:r>
+      <w:r>
+        <w:rPr>
+          <w:rFonts w:hint="eastAsia"/>
+        </w:rPr>
+        <w:t>운동의 원인을 계속해서 추적해도</w:t>
       </w:r>
       <w:r>
         <w:rPr>
@@ -2348,19 +2315,17 @@
         <w:rPr>
           <w:rStyle w:val="ab"/>
         </w:rPr>
-        <w:footnoteReference w:id="5"/>
-      </w:r>
-      <w:r>
-        <w:rPr>
-          <w:rFonts w:hint="eastAsia"/>
-        </w:rPr>
-        <w:t xml:space="preserve"> </w:t>
-      </w:r>
-      <w:r>
-        <w:rPr>
-          <w:rFonts w:hint="eastAsia"/>
-        </w:rPr>
-        <w:t xml:space="preserve">따라서 무한한 우주에 최초의 원인을 단정 짓는 일은 </w:t>
+      </w:r>
+      <w:r>
+        <w:rPr>
+          <w:rFonts w:hint="eastAsia"/>
+        </w:rPr>
+      </w:r>
+      <w:r>
+        <w:rPr>
+          <w:rFonts w:hint="eastAsia"/>
+        </w:rPr>
+        <w:t>따라서 무한한 우주에 최초의 원인을 단정 짓는 일은</w:t>
       </w:r>
       <w:r>
         <w:rPr>
@@ -2378,7 +2343,6 @@
         <w:rPr>
           <w:rFonts w:hint="eastAsia"/>
         </w:rPr>
-        <w:t xml:space="preserve"> </w:t>
       </w:r>
       <w:r>
         <w:rPr>
@@ -2390,25 +2354,25 @@
         <w:rPr>
           <w:rFonts w:hint="eastAsia"/>
         </w:rPr>
-        <w:t xml:space="preserve"> 이론 및 과학적 이론이 존재하지만 </w:t>
-      </w:r>
-      <w:r>
-        <w:rPr>
-          <w:rFonts w:hint="eastAsia"/>
-        </w:rPr>
-        <w:t xml:space="preserve">우주의 기원에 관해 가장 유력한 </w:t>
-      </w:r>
-      <w:r>
-        <w:rPr>
-          <w:rFonts w:hint="eastAsia"/>
-        </w:rPr>
-        <w:t xml:space="preserve">과학 이론인 </w:t>
-      </w:r>
-      <w:r>
-        <w:rPr>
-          <w:rFonts w:hint="eastAsia"/>
-        </w:rPr>
-        <w:t xml:space="preserve">빅뱅 우주론도 물질 존재 이전의 </w:t>
+        <w:t>이론 및 과학적 이론이 존재하지만</w:t>
+      </w:r>
+      <w:r>
+        <w:rPr>
+          <w:rFonts w:hint="eastAsia"/>
+        </w:rPr>
+        <w:t>우주의 기원에 관해 가장 유력한</w:t>
+      </w:r>
+      <w:r>
+        <w:rPr>
+          <w:rFonts w:hint="eastAsia"/>
+        </w:rPr>
+        <w:t>과학 이론인</w:t>
+      </w:r>
+      <w:r>
+        <w:rPr>
+          <w:rFonts w:hint="eastAsia"/>
+        </w:rPr>
+        <w:t>빅뱅 우주론도 물질 존재 이전의</w:t>
       </w:r>
       <w:r>
         <w:rPr>
@@ -2420,13 +2384,13 @@
         <w:rPr>
           <w:rFonts w:hint="eastAsia"/>
         </w:rPr>
-        <w:t xml:space="preserve">에 대해서는 </w:t>
-      </w:r>
-      <w:r>
-        <w:rPr>
-          <w:rFonts w:hint="eastAsia"/>
-        </w:rPr>
-        <w:t xml:space="preserve">정확히 설명하지 </w:t>
+        <w:t>에 대해서는</w:t>
+      </w:r>
+      <w:r>
+        <w:rPr>
+          <w:rFonts w:hint="eastAsia"/>
+        </w:rPr>
+        <w:t>정확히 설명하지</w:t>
       </w:r>
       <w:proofErr w:type="gramStart"/>
       <w:r>
@@ -2439,7 +2403,6 @@
         <w:rPr>
           <w:rFonts w:hint="eastAsia"/>
         </w:rPr>
-        <w:t xml:space="preserve"> </w:t>
       </w:r>
       <w:r>
         <w:t>하였으므로</w:t>
@@ -2449,13 +2412,13 @@
         <w:rPr>
           <w:rFonts w:hint="eastAsia"/>
         </w:rPr>
-        <w:t xml:space="preserve"> 앞으로도 </w:t>
-      </w:r>
-      <w:r>
-        <w:rPr>
-          <w:rFonts w:hint="eastAsia"/>
-        </w:rPr>
-        <w:t xml:space="preserve">무한한 </w:t>
+        <w:t>앞으로도</w:t>
+      </w:r>
+      <w:r>
+        <w:rPr>
+          <w:rFonts w:hint="eastAsia"/>
+        </w:rPr>
+        <w:t>무한한</w:t>
       </w:r>
       <w:r>
         <w:rPr>
@@ -2467,25 +2430,25 @@
         <w:rPr>
           <w:rFonts w:hint="eastAsia"/>
         </w:rPr>
-        <w:t xml:space="preserve"> 및 기원에 대한 </w:t>
-      </w:r>
-      <w:r>
-        <w:rPr>
-          <w:rFonts w:hint="eastAsia"/>
-        </w:rPr>
-        <w:t xml:space="preserve">새로운 </w:t>
-      </w:r>
-      <w:r>
-        <w:rPr>
-          <w:rFonts w:hint="eastAsia"/>
-        </w:rPr>
-        <w:t xml:space="preserve">가설과 논증이 등장할 </w:t>
-      </w:r>
-      <w:r>
-        <w:rPr>
-          <w:rFonts w:hint="eastAsia"/>
-        </w:rPr>
-        <w:t xml:space="preserve">수 있다고 </w:t>
+        <w:t>및 기원에 대한</w:t>
+      </w:r>
+      <w:r>
+        <w:rPr>
+          <w:rFonts w:hint="eastAsia"/>
+        </w:rPr>
+        <w:t>새로운</w:t>
+      </w:r>
+      <w:r>
+        <w:rPr>
+          <w:rFonts w:hint="eastAsia"/>
+        </w:rPr>
+        <w:t>가설과 논증이 등장할</w:t>
+      </w:r>
+      <w:r>
+        <w:rPr>
+          <w:rFonts w:hint="eastAsia"/>
+        </w:rPr>
+        <w:t>수 있다고</w:t>
       </w:r>
       <w:r>
         <w:rPr>
@@ -2497,7 +2460,6 @@
         <w:rPr>
           <w:rFonts w:hint="eastAsia"/>
         </w:rPr>
-        <w:t xml:space="preserve"> </w:t>
       </w:r>
     </w:p>
     <w:p>
